--- a/Quanta, Actually - SERIES/QED Course/chapters/Lesson 23 Antiparticles.docx
+++ b/Quanta, Actually - SERIES/QED Course/chapters/Lesson 23 Antiparticles.docx
@@ -17,7 +17,7 @@
         <w:jc w:val="center"/>
       </w:pPr>
       <w:r>
-        <w:t>Lesson 23 of the Complete Quantum Electrodynamics Course</w:t>
+        <w:t>Lesson 23 of Quantum, Actually, Volume 2: A QED Course</w:t>
       </w:r>
     </w:p>
     <w:p>
@@ -74,7 +74,25 @@
     </w:p>
     <w:p>
       <w:r>
-        <w:t>Lesson 20 constructed the Dirac equation and found, alongside the wanted positive-energy solutions u(p)e^(−ip·x), an equal population of negative-energy solutions v(p)e^(+ip·x), the same troubling branch already met for the Klein–Gordon equation in Lesson 18. This lesson confronts that branch directly and resolves it, first through Dirac's own historical route, hole theory, and then through the cleaner, field-theoretic reinterpretation that the rest of the course actually uses. The outcome is one of the most celebrated predictions in the history of physics: a particle identical to the electron in every respect except the sign of its charge, discovered shortly after Dirac's theoretical prediction and named the positron.</w:t>
+        <w:t>Lesson 20 constructed the Dirac equation and found, alongside the wanted positive-energy solutions u(p)e</w:t>
+      </w:r>
+      <w:r>
+        <w:rPr>
+          <w:vertAlign w:val="superscript"/>
+        </w:rPr>
+        <w:t>−ip·x</w:t>
+      </w:r>
+      <w:r>
+        <w:t>, an equal population of negative-energy solutions v(p)e</w:t>
+      </w:r>
+      <w:r>
+        <w:rPr>
+          <w:vertAlign w:val="superscript"/>
+        </w:rPr>
+        <w:t>+ip·x</w:t>
+      </w:r>
+      <w:r>
+        <w:t>, the same troubling branch already met for the Klein–Gordon equation in Lesson 18. This lesson confronts that branch directly and resolves it, first through Dirac's own historical route, hole theory, and then through the cleaner, field-theoretic reinterpretation that the rest of the course actually uses. The outcome is one of the most celebrated predictions in the history of physics: a particle identical to the electron in every respect except the sign of its charge, discovered shortly after Dirac's theoretical prediction and named the positron.</w:t>
       </w:r>
     </w:p>
     <w:p>
@@ -127,7 +145,16 @@
         <w:pStyle w:val="ListBullet"/>
       </w:pPr>
       <w:r>
-        <w:t>Assign the correct charge, energy, and momentum to the antiparticle described by v(p)e^(+ip·x).</w:t>
+        <w:t>Assign the correct charge, energy, and momentum to the antiparticle described by v(p)e</w:t>
+      </w:r>
+      <w:r>
+        <w:rPr>
+          <w:vertAlign w:val="superscript"/>
+        </w:rPr>
+        <w:t>+ip·x</w:t>
+      </w:r>
+      <w:r>
+        <w:t>.</w:t>
       </w:r>
     </w:p>
     <w:p>
@@ -235,7 +262,13 @@
           </w:tcPr>
           <w:p>
             <w:r>
-              <w:t>E_p</w:t>
+              <w:t>E</w:t>
+            </w:r>
+            <w:r>
+              <w:rPr>
+                <w:vertAlign w:val="subscript"/>
+              </w:rPr>
+              <w:t>p</w:t>
             </w:r>
           </w:p>
         </w:tc>
@@ -272,7 +305,16 @@
           </w:tcPr>
           <w:p>
             <w:r>
-              <w:t>v_s(p)</w:t>
+              <w:t>v</w:t>
+            </w:r>
+            <w:r>
+              <w:rPr>
+                <w:vertAlign w:val="subscript"/>
+              </w:rPr>
+              <w:t>s</w:t>
+            </w:r>
+            <w:r>
+              <w:t>(p)</w:t>
             </w:r>
           </w:p>
         </w:tc>
@@ -346,7 +388,13 @@
           </w:tcPr>
           <w:p>
             <w:r>
-              <w:t>ψ^c</w:t>
+              <w:t>ψ</w:t>
+            </w:r>
+            <w:r>
+              <w:rPr>
+                <w:vertAlign w:val="superscript"/>
+              </w:rPr>
+              <w:t>c</w:t>
             </w:r>
           </w:p>
         </w:tc>
@@ -480,6 +528,67 @@
         </w:tc>
       </w:tr>
     </w:tbl>
+    <w:tbl>
+      <w:tblPr>
+        <w:tblW w:type="auto" w:w="0"/>
+        <w:jc w:val="center"/>
+        <w:tblLayout w:type="fixed"/>
+        <w:tblLook w:firstColumn="1" w:firstRow="1" w:lastColumn="0" w:lastRow="0" w:noHBand="0" w:noVBand="1" w:val="04A0"/>
+        <w:tblBorders>
+          <w:top w:val="single" w:sz="8" w:color="7FA7CF"/>
+          <w:left w:val="single" w:sz="8" w:color="7FA7CF"/>
+          <w:bottom w:val="single" w:sz="8" w:color="7FA7CF"/>
+          <w:right w:val="single" w:sz="8" w:color="7FA7CF"/>
+        </w:tblBorders>
+      </w:tblPr>
+      <w:tblGrid>
+        <w:gridCol w:w="9392"/>
+      </w:tblGrid>
+      <w:tr>
+        <w:tc>
+          <w:tcPr>
+            <w:tcW w:type="dxa" w:w="9392"/>
+            <w:shd w:fill="F3F7FB"/>
+            <w:tcMar>
+              <w:top w:w="140" w:type="dxa"/>
+              <w:start w:w="140" w:type="dxa"/>
+              <w:bottom w:w="140" w:type="dxa"/>
+              <w:end w:w="140" w:type="dxa"/>
+            </w:tcMar>
+          </w:tcPr>
+          <w:p>
+            <w:r>
+              <w:rPr>
+                <w:b/>
+                <w:color w:val="1F4E78"/>
+              </w:rPr>
+              <w:t>First pass: the result before the derivation</w:t>
+            </w:r>
+          </w:p>
+          <w:p>
+            <w:pPr>
+              <w:spacing w:after="60"/>
+            </w:pPr>
+            <w:r>
+              <w:t>Negative-energy solutions are reinterpreted as positive-energy antiparticles travelling forward in time: the positron.</w:t>
+            </w:r>
+          </w:p>
+          <w:p>
+            <w:pPr>
+              <w:spacing w:after="60"/>
+            </w:pPr>
+            <w:r>
+              <w:t>This is Prologue 5's 'electron running backwards in time' made exact; it is why one diagram describes pair creation, annihilation and scattering.</w:t>
+            </w:r>
+          </w:p>
+        </w:tc>
+      </w:tr>
+    </w:tbl>
+    <w:p>
+      <w:pPr>
+        <w:spacing w:after="80"/>
+      </w:pPr>
+    </w:p>
     <w:p>
       <w:pPr>
         <w:pStyle w:val="Heading2"/>
@@ -545,7 +654,25 @@
     </w:p>
     <w:p>
       <w:r>
-        <w:t>If a photon of sufficient energy (at least 2m, as Lesson 58 derives precisely) excites one electron out of the sea into a positive-energy state, it leaves behind a hole, an unoccupied negative-energy state within an otherwise filled sea. Relative to the filled sea (taken as the reference, zero-charge, zero-energy vacuum), the absence of a negative-energy, negative-charge electron behaves exactly like the presence of a positive-energy, positive-charge particle: removing something with energy −E_p and charge −e (using q=−e for the electron) leaves a net change of +E_p in energy and +e in charge relative to the filled sea, exactly the signature of a genuine positive-energy particle of charge +e.</w:t>
+        <w:t>If a photon of sufficient energy (at least 2m, as Lesson 58 derives precisely) excites one electron out of the sea into a positive-energy state, it leaves behind a hole, an unoccupied negative-energy state within an otherwise filled sea. Relative to the filled sea (taken as the reference, zero-charge, zero-energy vacuum), the absence of a negative-energy, negative-charge electron behaves exactly like the presence of a positive-energy, positive-charge particle: removing something with energy −E</w:t>
+      </w:r>
+      <w:r>
+        <w:rPr>
+          <w:vertAlign w:val="subscript"/>
+        </w:rPr>
+        <w:t>p</w:t>
+      </w:r>
+      <w:r>
+        <w:t xml:space="preserve"> and charge −e (using q=−e for the electron) leaves a net change of +E</w:t>
+      </w:r>
+      <w:r>
+        <w:rPr>
+          <w:vertAlign w:val="subscript"/>
+        </w:rPr>
+        <w:t>p</w:t>
+      </w:r>
+      <w:r>
+        <w:t xml:space="preserve"> in energy and +e in charge relative to the filled sea, exactly the signature of a genuine positive-energy particle of charge +e.</w:t>
       </w:r>
     </w:p>
     <w:p>
@@ -593,7 +720,79 @@
     </w:p>
     <w:p>
       <w:r>
-        <w:t>A more general and more widely applicable resolution, valid for both fermions and bosons and requiring no infinite sea, reinterprets the mathematics directly. Consider the negative-energy solution ψ = v(p) e^(+i(E_pt−p·x)), an oscillation of the form e^(+iE_pt) at fixed E_p&gt;0. Writing the exponent as e^(+iE_pt−ip·x) = e^(−i(−E_p)t−i p·x), this matches the plane-wave convention e^(−i(Et−p′·x)) of Lesson 4, Section 6.2, with energy label E=−E_p and momentum label p′=−p: the naive reading of this solution is a state of energy −E_p and momentum −p.</w:t>
+        <w:t>A more general and more widely applicable resolution, valid for both fermions and bosons and requiring no infinite sea, reinterprets the mathematics directly. Consider the negative-energy solution ψ = v(p) e</w:t>
+      </w:r>
+      <w:r>
+        <w:rPr>
+          <w:vertAlign w:val="superscript"/>
+        </w:rPr>
+        <w:t>+i(Eₚt−p·x)</w:t>
+      </w:r>
+      <w:r>
+        <w:t>, an oscillation of the form e</w:t>
+      </w:r>
+      <w:r>
+        <w:rPr>
+          <w:vertAlign w:val="superscript"/>
+        </w:rPr>
+        <w:t>+iEₚt</w:t>
+      </w:r>
+      <w:r>
+        <w:t xml:space="preserve"> at fixed E</w:t>
+      </w:r>
+      <w:r>
+        <w:rPr>
+          <w:vertAlign w:val="subscript"/>
+        </w:rPr>
+        <w:t>p</w:t>
+      </w:r>
+      <w:r>
+        <w:t>&gt;0. Writing the exponent as e</w:t>
+      </w:r>
+      <w:r>
+        <w:rPr>
+          <w:vertAlign w:val="superscript"/>
+        </w:rPr>
+        <w:t>+iEₚt−ip·x</w:t>
+      </w:r>
+      <w:r>
+        <w:t xml:space="preserve"> = e</w:t>
+      </w:r>
+      <w:r>
+        <w:rPr>
+          <w:vertAlign w:val="superscript"/>
+        </w:rPr>
+        <w:t>−i(−Eₚ)t−i p·x</w:t>
+      </w:r>
+      <w:r>
+        <w:t>, this matches the plane-wave convention e</w:t>
+      </w:r>
+      <w:r>
+        <w:rPr>
+          <w:vertAlign w:val="superscript"/>
+        </w:rPr>
+        <w:t>−i(Et−p′·x)</w:t>
+      </w:r>
+      <w:r>
+        <w:t xml:space="preserve"> of Lesson 4, Section 6.2, with energy label E=−E</w:t>
+      </w:r>
+      <w:r>
+        <w:rPr>
+          <w:vertAlign w:val="subscript"/>
+        </w:rPr>
+        <w:t>p</w:t>
+      </w:r>
+      <w:r>
+        <w:t xml:space="preserve"> and momentum label p′=−p: the naive reading of this solution is a state of energy −E</w:t>
+      </w:r>
+      <w:r>
+        <w:rPr>
+          <w:vertAlign w:val="subscript"/>
+        </w:rPr>
+        <w:t>p</w:t>
+      </w:r>
+      <w:r>
+        <w:t xml:space="preserve"> and momentum −p.</w:t>
       </w:r>
     </w:p>
     <w:p>
@@ -606,7 +805,34 @@
     </w:p>
     <w:p>
       <w:r>
-        <w:t>Rather than reading this as "a particle of energy −E_p and momentum −p," read it as describing a particle of energy +E_p and momentum +p moving backward in time, or, entirely equivalently and far more usefully, as an antiparticle of energy +E_p and momentum +p moving forward in time. This is the Stückelberg-Feynman interpretation: a negative-energy solution propagating backward in time is mathematically and physically indistinguishable from a positive-energy antiparticle propagating forward in time, and adopting the latter reading removes every negative energy from the physical spectrum while keeping every solution of the equation.</w:t>
+        <w:t>Rather than reading this as "a particle of energy −E</w:t>
+      </w:r>
+      <w:r>
+        <w:rPr>
+          <w:vertAlign w:val="subscript"/>
+        </w:rPr>
+        <w:t>p</w:t>
+      </w:r>
+      <w:r>
+        <w:t xml:space="preserve"> and momentum −p," read it as describing a particle of energy +E</w:t>
+      </w:r>
+      <w:r>
+        <w:rPr>
+          <w:vertAlign w:val="subscript"/>
+        </w:rPr>
+        <w:t>p</w:t>
+      </w:r>
+      <w:r>
+        <w:t xml:space="preserve"> and momentum +p moving backward in time, or, entirely equivalently and far more usefully, as an antiparticle of energy +E</w:t>
+      </w:r>
+      <w:r>
+        <w:rPr>
+          <w:vertAlign w:val="subscript"/>
+        </w:rPr>
+        <w:t>p</w:t>
+      </w:r>
+      <w:r>
+        <w:t xml:space="preserve"> and momentum +p moving forward in time. This is the Stückelberg-Feynman interpretation: a negative-energy solution propagating backward in time is mathematically and physically indistinguishable from a positive-energy antiparticle propagating forward in time, and adopting the latter reading removes every negative energy from the physical spectrum while keeping every solution of the equation.</w:t>
       </w:r>
     </w:p>
     <w:p>
@@ -813,7 +1039,25 @@
     </w:p>
     <w:p>
       <w:r>
-        <w:t>The spinor v(p) constructed in Lesson 20, Section 6.3, carries momentum label p (in the sense that ψ=v(p)e^(+ip·x) is associated, after reinterpretation, with an antiparticle of momentum +p and energy +E_p, matching the label p on v itself, a notational convenience that avoids having to relabel every spinor formula derived so far). The spin content, and hence the helicity structure of Lesson 22, Section 4, carries over as well, with the caveat, addressed in Exercise 8, that the spin label on v(p) corresponds to the physical antiparticle's spin only after an additional sign convention is fixed (a subtlety of bookkeeping, not of physics).</w:t>
+        <w:t>The spinor v(p) constructed in Lesson 20, Section 6.3, carries momentum label p (in the sense that ψ=v(p)e</w:t>
+      </w:r>
+      <w:r>
+        <w:rPr>
+          <w:vertAlign w:val="superscript"/>
+        </w:rPr>
+        <w:t>+ip·x</w:t>
+      </w:r>
+      <w:r>
+        <w:t xml:space="preserve"> is associated, after reinterpretation, with an antiparticle of momentum +p and energy +E</w:t>
+      </w:r>
+      <w:r>
+        <w:rPr>
+          <w:vertAlign w:val="subscript"/>
+        </w:rPr>
+        <w:t>p</w:t>
+      </w:r>
+      <w:r>
+        <w:t>, matching the label p on v itself, a notational convenience that avoids having to relabel every spinor formula derived so far). The spin content, and hence the helicity structure of Lesson 22, Section 4, carries over as well, with the caveat, addressed in Exercise 8, that the spin label on v(p) corresponds to the physical antiparticle's spin only after an additional sign convention is fixed (a subtlety of bookkeeping, not of physics).</w:t>
       </w:r>
     </w:p>
     <w:p>
@@ -933,7 +1177,25 @@
     </w:p>
     <w:p>
       <w:r>
-        <w:t>(the specific matrix C depends on the representation chosen; this is the standard choice in the Dirac representation of Lesson 20). Applying C to a positive-energy electron solution u(p)e^(−ip·x) produces, after the transpose and conjugation implicit in ψ̄ᵀ, a solution proportional to v(p)e^(+ip·x): exactly the negative-energy solution that Section 3 has already identified with the positron.</w:t>
+        <w:t>(the specific matrix C depends on the representation chosen; this is the standard choice in the Dirac representation of Lesson 20). Applying C to a positive-energy electron solution u(p)e</w:t>
+      </w:r>
+      <w:r>
+        <w:rPr>
+          <w:vertAlign w:val="superscript"/>
+        </w:rPr>
+        <w:t>−ip·x</w:t>
+      </w:r>
+      <w:r>
+        <w:t xml:space="preserve"> produces, after the transpose and conjugation implicit in ψ̄ᵀ, a solution proportional to v(p)e</w:t>
+      </w:r>
+      <w:r>
+        <w:rPr>
+          <w:vertAlign w:val="superscript"/>
+        </w:rPr>
+        <w:t>+ip·x</w:t>
+      </w:r>
+      <w:r>
+        <w:t>: exactly the negative-energy solution that Section 3 has already identified with the positron.</w:t>
       </w:r>
     </w:p>
     <w:p>
@@ -947,7 +1209,52 @@
     </w:p>
     <w:p>
       <w:r>
-        <w:t>State, without full derivation (the explicit verification is a standard but lengthy exercise in gamma-matrix manipulation, sketched in Exercise 11), what property of C is essential for the construction to work at all. C must satisfy Cγ^μᵀC⁻¹=−γ^μ, so that when the Dirac equation (iγ^μ∂_μ−m)ψ=0 is transposed, complex-conjugated, and multiplied by C, the resulting equation for ψ^c has the same form as the original Dirac equation but with the sign of the coupling to any external field (once one is introduced in Lesson 40) reversed, exactly the behavior expected of a particle with opposite charge to ψ.</w:t>
+        <w:t>State, without full derivation (the explicit verification is a standard but lengthy exercise in gamma-matrix manipulation, sketched in Exercise 11), what property of C is essential for the construction to work at all. C must satisfy Cγ</w:t>
+      </w:r>
+      <w:r>
+        <w:rPr>
+          <w:vertAlign w:val="superscript"/>
+        </w:rPr>
+        <w:t>μ</w:t>
+      </w:r>
+      <w:r>
+        <w:t>ᵀC⁻¹=−γ</w:t>
+      </w:r>
+      <w:r>
+        <w:rPr>
+          <w:vertAlign w:val="superscript"/>
+        </w:rPr>
+        <w:t>μ</w:t>
+      </w:r>
+      <w:r>
+        <w:t>, so that when the Dirac equation (iγ</w:t>
+      </w:r>
+      <w:r>
+        <w:rPr>
+          <w:vertAlign w:val="superscript"/>
+        </w:rPr>
+        <w:t>μ</w:t>
+      </w:r>
+      <w:r>
+        <w:t>∂</w:t>
+      </w:r>
+      <w:r>
+        <w:rPr>
+          <w:vertAlign w:val="subscript"/>
+        </w:rPr>
+        <w:t>μ</w:t>
+      </w:r>
+      <w:r>
+        <w:t>−m)ψ=0 is transposed, complex-conjugated, and multiplied by C, the resulting equation for ψ</w:t>
+      </w:r>
+      <w:r>
+        <w:rPr>
+          <w:vertAlign w:val="superscript"/>
+        </w:rPr>
+        <w:t>c</w:t>
+      </w:r>
+      <w:r>
+        <w:t xml:space="preserve"> has the same form as the original Dirac equation but with the sign of the coupling to any external field (once one is introduced in Lesson 40) reversed, exactly the behavior expected of a particle with opposite charge to ψ.</w:t>
       </w:r>
     </w:p>
     <w:p>
@@ -1235,7 +1542,16 @@
           </w:tcPr>
           <w:p>
             <w:r>
-              <w:t>Physical content of the vertex +ieγ^μ (Lesson 45) applied to processes with antiparticle external lines (Lessons 56, 58)</w:t>
+              <w:t>Physical content of the vertex +ieγ</w:t>
+            </w:r>
+            <w:r>
+              <w:rPr>
+                <w:vertAlign w:val="superscript"/>
+              </w:rPr>
+              <w:t>μ</w:t>
+            </w:r>
+            <w:r>
+              <w:t xml:space="preserve"> (Lesson 45) applied to processes with antiparticle external lines (Lessons 56, 58)</w:t>
             </w:r>
           </w:p>
         </w:tc>
@@ -1484,7 +1800,13 @@
           </w:tcPr>
           <w:p>
             <w:r>
-              <w:t>Explain, in your own words, why the exclusion principle is essential to hole theory's resolution of the negative-energy catastrophe, and what would go wrong if electrons obeyed Bose statistics instead.</w:t>
+              <w:rPr>
+                <w:b/>
+              </w:rPr>
+              <w:t>Core.</w:t>
+            </w:r>
+            <w:r>
+              <w:t xml:space="preserve"> Explain, in your own words, why the exclusion principle is essential to hole theory's resolution of the negative-energy catastrophe, and what would go wrong if electrons obeyed Bose statistics instead.</w:t>
             </w:r>
           </w:p>
         </w:tc>
@@ -1522,7 +1844,13 @@
           </w:tcPr>
           <w:p>
             <w:r>
-              <w:t>A photon excites an electron from a negative-energy state of energy −E to a positive-energy state of energy +E′. State the energy and charge of the resulting electron-hole pair relative to the filled sea, and compare with the pair-production threshold discussion of Worked example 3.</w:t>
+              <w:rPr>
+                <w:b/>
+              </w:rPr>
+              <w:t>Core.</w:t>
+            </w:r>
+            <w:r>
+              <w:t xml:space="preserve"> A photon excites an electron from a negative-energy state of energy −E to a positive-energy state of energy +E′. State the energy and charge of the resulting electron-hole pair relative to the filled sea, and compare with the pair-production threshold discussion of Worked example 3.</w:t>
             </w:r>
           </w:p>
         </w:tc>
@@ -1558,7 +1886,13 @@
           </w:tcPr>
           <w:p>
             <w:r>
-              <w:t>Explain why hole theory, as stated in Section 2, does not directly apply to the charged pion (a boson), and state which feature of Section 3's covariant reinterpretation avoids this limitation.</w:t>
+              <w:rPr>
+                <w:b/>
+              </w:rPr>
+              <w:t>Core.</w:t>
+            </w:r>
+            <w:r>
+              <w:t xml:space="preserve"> Explain why hole theory, as stated in Section 2, does not directly apply to the charged pion (a boson), and state which feature of Section 3's covariant reinterpretation avoids this limitation.</w:t>
             </w:r>
           </w:p>
         </w:tc>
@@ -1596,7 +1930,49 @@
           </w:tcPr>
           <w:p>
             <w:r>
-              <w:t>Using the plane-wave convention e^(−i(Et−p·x)), rewrite e^(+i(E_pt−p·x)) in the form e^(−i(E′t−p′·x)) for some E′, p′, and identify E′ and p′ in terms of E_p and p.</w:t>
+              <w:rPr>
+                <w:b/>
+              </w:rPr>
+              <w:t>Core.</w:t>
+            </w:r>
+            <w:r>
+              <w:t xml:space="preserve"> Using the plane-wave convention e</w:t>
+            </w:r>
+            <w:r>
+              <w:rPr>
+                <w:vertAlign w:val="superscript"/>
+              </w:rPr>
+              <w:t>−i(Et−p·x)</w:t>
+            </w:r>
+            <w:r>
+              <w:t>, rewrite e</w:t>
+            </w:r>
+            <w:r>
+              <w:rPr>
+                <w:vertAlign w:val="superscript"/>
+              </w:rPr>
+              <w:t>+i(Eₚt−p·x)</w:t>
+            </w:r>
+            <w:r>
+              <w:t xml:space="preserve"> in the form e</w:t>
+            </w:r>
+            <w:r>
+              <w:rPr>
+                <w:vertAlign w:val="superscript"/>
+              </w:rPr>
+              <w:t>−i(E′t−p′·x)</w:t>
+            </w:r>
+            <w:r>
+              <w:t xml:space="preserve"> for some E′, p′, and identify E′ and p′ in terms of E</w:t>
+            </w:r>
+            <w:r>
+              <w:rPr>
+                <w:vertAlign w:val="subscript"/>
+              </w:rPr>
+              <w:t>p</w:t>
+            </w:r>
+            <w:r>
+              <w:t xml:space="preserve"> and p.</w:t>
             </w:r>
           </w:p>
         </w:tc>
@@ -1632,7 +2008,13 @@
           </w:tcPr>
           <w:p>
             <w:r>
-              <w:t>Using the identification of Exercise 4, state the momentum of the antiparticle described by the reinterpreted solution, and compare with the claim of Section 3.1 that the antiparticle carries momentum +p.</w:t>
+              <w:rPr>
+                <w:b/>
+              </w:rPr>
+              <w:t>Core.</w:t>
+            </w:r>
+            <w:r>
+              <w:t xml:space="preserve"> Using the identification of Exercise 4, state the momentum of the antiparticle described by the reinterpreted solution, and compare with the claim of Section 3.1 that the antiparticle carries momentum +p.</w:t>
             </w:r>
           </w:p>
         </w:tc>
@@ -1670,7 +2052,13 @@
           </w:tcPr>
           <w:p>
             <w:r>
-              <w:t>Explain why a completely isolated photon in true vacuum cannot pair-produce an electron-positron pair, using conservation of both energy and momentum together with E=|p| for the photon (Lesson 3, Section 5.4).</w:t>
+              <w:rPr>
+                <w:b/>
+              </w:rPr>
+              <w:t>Extension.</w:t>
+            </w:r>
+            <w:r>
+              <w:t xml:space="preserve"> Explain why a completely isolated photon in true vacuum cannot pair-produce an electron-positron pair, using conservation of both energy and momentum together with E=|p| for the photon (Lesson 3, Section 5.4).</w:t>
             </w:r>
           </w:p>
         </w:tc>
@@ -1706,7 +2094,13 @@
           </w:tcPr>
           <w:p>
             <w:r>
-              <w:t>State the minimum total energy needed, in the lab frame, for a photon to pair-produce off a nucleus of mass M initially at rest, in the limit M≫m (you may quote the result qualitatively, that the threshold approaches 2m as M→∞, and explain why a very heavy nucleus makes an efficient nearly-free recoil absorber).</w:t>
+              <w:rPr>
+                <w:b/>
+              </w:rPr>
+              <w:t>Core.</w:t>
+            </w:r>
+            <w:r>
+              <w:t xml:space="preserve"> State the minimum total energy needed, in the lab frame, for a photon to pair-produce off a nucleus of mass M initially at rest, in the limit M≫m (you may quote the result qualitatively, that the threshold approaches 2m as M→∞, and explain why a very heavy nucleus makes an efficient nearly-free recoil absorber).</w:t>
             </w:r>
           </w:p>
         </w:tc>
@@ -1744,7 +2138,13 @@
           </w:tcPr>
           <w:p>
             <w:r>
-              <w:t>Explain, referencing the discussion of Section 4.1, why care is needed when assigning a helicity to the physical antiparticle described by v(p), given that the spin label on v(p) was defined using the same χ convention as u(p) in Lesson 20.</w:t>
+              <w:rPr>
+                <w:b/>
+              </w:rPr>
+              <w:t>Extension.</w:t>
+            </w:r>
+            <w:r>
+              <w:t xml:space="preserve"> Explain, referencing the discussion of Section 4.1, why care is needed when assigning a helicity to the physical antiparticle described by v(p), given that the spin label on v(p) was defined using the same χ convention as u(p) in Lesson 20.</w:t>
             </w:r>
           </w:p>
         </w:tc>
@@ -1780,7 +2180,13 @@
           </w:tcPr>
           <w:p>
             <w:r>
-              <w:t>State, in one sentence, what physical process a Feynman diagram with an incoming electron line, an outgoing electron line, and a photon line describes, and identify the corresponding "crossed" process obtained by reinterpreting the incoming electron line as an outgoing positron line instead.</w:t>
+              <w:rPr>
+                <w:b/>
+              </w:rPr>
+              <w:t>Core.</w:t>
+            </w:r>
+            <w:r>
+              <w:t xml:space="preserve"> State, in one sentence, what physical process a Feynman diagram with an incoming electron line, an outgoing electron line, and a photon line describes, and identify the corresponding "crossed" process obtained by reinterpreting the incoming electron line as an outgoing positron line instead.</w:t>
             </w:r>
           </w:p>
         </w:tc>
@@ -1818,7 +2224,13 @@
           </w:tcPr>
           <w:p>
             <w:r>
-              <w:t>Using the general argument of Section 6.1, explain why a hypothetical relativistic wave equation for a truly chargeless, truly its-own-antiparticle boson (such as, in reality, the neutral pion) is not automatically excluded by this lesson's reasoning, and identify what different feature such a particle's field must have (a hint: consider whether the field for such a particle needs to be complex or can be real, referencing Lesson 18, Exercise 15).</w:t>
+              <w:rPr>
+                <w:b/>
+              </w:rPr>
+              <w:t>Extension.</w:t>
+            </w:r>
+            <w:r>
+              <w:t xml:space="preserve"> Using the general argument of Section 6.1, explain why a hypothetical relativistic wave equation for a truly chargeless, truly its-own-antiparticle boson (such as, in reality, the neutral pion) is not automatically excluded by this lesson's reasoning, and identify what different feature such a particle's field must have (a hint: consider whether the field for such a particle needs to be complex or can be real, referencing Lesson 18, Exercise 15).</w:t>
             </w:r>
           </w:p>
         </w:tc>
@@ -1854,7 +2266,58 @@
           </w:tcPr>
           <w:p>
             <w:r>
-              <w:t>Verify, in outline, why Cγ^μᵀC⁻¹=−γ^μ is the condition needed for the charge-conjugate spinor ψ^c=Cψ̄ᵀ to satisfy the Dirac equation with the sign of any minimal-coupling term reversed, by taking the complex conjugate and transpose of (iγ^μ∂_μ−m)ψ=0 and inserting C C⁻¹=I at the appropriate point.</w:t>
+              <w:rPr>
+                <w:b/>
+              </w:rPr>
+              <w:t>Extension.</w:t>
+            </w:r>
+            <w:r>
+              <w:t xml:space="preserve"> Verify, in outline, why Cγ</w:t>
+            </w:r>
+            <w:r>
+              <w:rPr>
+                <w:vertAlign w:val="superscript"/>
+              </w:rPr>
+              <w:t>μ</w:t>
+            </w:r>
+            <w:r>
+              <w:t>ᵀC⁻¹=−γ</w:t>
+            </w:r>
+            <w:r>
+              <w:rPr>
+                <w:vertAlign w:val="superscript"/>
+              </w:rPr>
+              <w:t>μ</w:t>
+            </w:r>
+            <w:r>
+              <w:t xml:space="preserve"> is the condition needed for the charge-conjugate spinor ψ</w:t>
+            </w:r>
+            <w:r>
+              <w:rPr>
+                <w:vertAlign w:val="superscript"/>
+              </w:rPr>
+              <w:t>c</w:t>
+            </w:r>
+            <w:r>
+              <w:t>=Cψ̄ᵀ to satisfy the Dirac equation with the sign of any minimal-coupling term reversed, by taking the complex conjugate and transpose of (iγ</w:t>
+            </w:r>
+            <w:r>
+              <w:rPr>
+                <w:vertAlign w:val="superscript"/>
+              </w:rPr>
+              <w:t>μ</w:t>
+            </w:r>
+            <w:r>
+              <w:t>∂</w:t>
+            </w:r>
+            <w:r>
+              <w:rPr>
+                <w:vertAlign w:val="subscript"/>
+              </w:rPr>
+              <w:t>μ</w:t>
+            </w:r>
+            <w:r>
+              <w:t>−m)ψ=0 and inserting C C⁻¹=I at the appropriate point.</w:t>
             </w:r>
           </w:p>
         </w:tc>
@@ -1892,7 +2355,13 @@
           </w:tcPr>
           <w:p>
             <w:r>
-              <w:t>Explain, at a qualitative level, what "normal ordering removes an infinite constant" (Section 6.2, Worked example 6) is meant to convey, connecting it to the zero-point energy ambiguity already flagged in Lesson 12, Section 4.2, for a single oscillator, now summed over infinitely many field modes.</w:t>
+              <w:rPr>
+                <w:b/>
+              </w:rPr>
+              <w:t>Extension.</w:t>
+            </w:r>
+            <w:r>
+              <w:t xml:space="preserve"> Explain, at a qualitative level, what "normal ordering removes an infinite constant" (Section 6.2, Worked example 6) is meant to convey, connecting it to the zero-point energy ambiguity already flagged in Lesson 12, Section 4.2, for a single oscillator, now summed over infinitely many field modes.</w:t>
             </w:r>
           </w:p>
         </w:tc>
@@ -1928,7 +2397,13 @@
           </w:tcPr>
           <w:p>
             <w:r>
-              <w:t>State why the positron's discovery in 1932, shortly after Dirac's 1928 equation and Dirac's own 1930-31 hole-theory prediction, is often cited as one of the most striking successes of theoretical physics, referencing the fact that the prediction preceded the experimental discovery rather than explaining an already-known particle.</w:t>
+              <w:rPr>
+                <w:b/>
+              </w:rPr>
+              <w:t>Extension.</w:t>
+            </w:r>
+            <w:r>
+              <w:t xml:space="preserve"> State why the positron's discovery in 1932, shortly after Dirac's 1928 equation and Dirac's own 1930-31 hole-theory prediction, is often cited as one of the most striking successes of theoretical physics, referencing the fact that the prediction preceded the experimental discovery rather than explaining an already-known particle.</w:t>
             </w:r>
           </w:p>
         </w:tc>
@@ -1966,7 +2441,13 @@
           </w:tcPr>
           <w:p>
             <w:r>
-              <w:t>Compare the logical status of this lesson's antiparticle prediction with Lesson 19's prediction of a multi-component wave function: in what sense is each a consequence of pure consistency rather than an additional physical postulate?</w:t>
+              <w:rPr>
+                <w:b/>
+              </w:rPr>
+              <w:t>Extension.</w:t>
+            </w:r>
+            <w:r>
+              <w:t xml:space="preserve"> Compare the logical status of this lesson's antiparticle prediction with Lesson 19's prediction of a multi-component wave function: in what sense is each a consequence of pure consistency rather than an additional physical postulate?</w:t>
             </w:r>
           </w:p>
         </w:tc>
@@ -2002,7 +2483,13 @@
           </w:tcPr>
           <w:p>
             <w:r>
-              <w:t>Using charge conservation at a vertex (a principle used informally throughout Section 3.3), explain why a process creating a single electron with no accompanying antiparticle or other charged particle would violate charge conservation, and why pair creation (always in particle-antiparticle pairs) avoids this.</w:t>
+              <w:rPr>
+                <w:b/>
+              </w:rPr>
+              <w:t>Core.</w:t>
+            </w:r>
+            <w:r>
+              <w:t xml:space="preserve"> Using charge conservation at a vertex (a principle used informally throughout Section 3.3), explain why a process creating a single electron with no accompanying antiparticle or other charged particle would violate charge conservation, and why pair creation (always in particle-antiparticle pairs) avoids this.</w:t>
             </w:r>
           </w:p>
         </w:tc>
@@ -2040,7 +2527,13 @@
           </w:tcPr>
           <w:p>
             <w:r>
-              <w:t>Challenge: using the reinterpretation of Section 3 and the crossing idea previewed in Section 7, argue informally (without computing anything) why the cross section for Compton scattering (γ+e⁻→γ+e⁻, Lesson 57) and the cross section for the "crossed" process e⁺+e⁻→γ+γ (Lesson 56) might be expected to be related by the same underlying Feynman diagrams, with certain external lines reinterpreted as their antiparticle counterparts via Section 3.2's rule, even though a full derivation of this relation (the crossing relation) is deferred to later lessons.</w:t>
+              <w:rPr>
+                <w:b/>
+              </w:rPr>
+              <w:t>Challenge.</w:t>
+            </w:r>
+            <w:r>
+              <w:t xml:space="preserve"> Using the reinterpretation of Section 3 and the crossing idea previewed in Section 7, argue informally (without computing anything) why the cross section for Compton scattering (γ+e⁻→γ+e⁻, Lesson 57) and the cross section for the "crossed" process e⁺+e⁻→γ+γ (Lesson 56) might be expected to be related by the same underlying Feynman diagrams, with certain external lines reinterpreted as their antiparticle counterparts via Section 3.2's rule, even though a full derivation of this relation (the crossing relation) is deferred to later lessons.</w:t>
             </w:r>
           </w:p>
         </w:tc>
@@ -2052,6 +2545,14 @@
       </w:pPr>
       <w:r>
         <w:t>Solutions</w:t>
+      </w:r>
+    </w:p>
+    <w:p>
+      <w:r>
+        <w:rPr>
+          <w:i/>
+        </w:rPr>
+        <w:t>Attempt each exercise before reading its solution. If you are stuck, read only the first sentence of the solution, then try again.</w:t>
       </w:r>
     </w:p>
     <w:p>
@@ -2107,7 +2608,52 @@
         <w:t xml:space="preserve"> </w:t>
       </w:r>
       <w:r>
-        <w:t>e^(+i(E_pt−p·x)) = e^(−i(−E_pt+p·x)) = e^(−i((−E_p)t−(−p)·x)), matching the form e^(−i(E′t−p′·x)) with E′=−E_p and p′=−p.</w:t>
+        <w:t>e</w:t>
+      </w:r>
+      <w:r>
+        <w:rPr>
+          <w:vertAlign w:val="superscript"/>
+        </w:rPr>
+        <w:t>+i(Eₚt−p·x)</w:t>
+      </w:r>
+      <w:r>
+        <w:t xml:space="preserve"> = e</w:t>
+      </w:r>
+      <w:r>
+        <w:rPr>
+          <w:vertAlign w:val="superscript"/>
+        </w:rPr>
+        <w:t>−i(−Eₚt+p·x)</w:t>
+      </w:r>
+      <w:r>
+        <w:t xml:space="preserve"> = e</w:t>
+      </w:r>
+      <w:r>
+        <w:rPr>
+          <w:vertAlign w:val="superscript"/>
+        </w:rPr>
+        <w:t>−i((−Eₚ)t−(−p)·x)</w:t>
+      </w:r>
+      <w:r>
+        <w:t>, matching the form e</w:t>
+      </w:r>
+      <w:r>
+        <w:rPr>
+          <w:vertAlign w:val="superscript"/>
+        </w:rPr>
+        <w:t>−i(E′t−p′·x)</w:t>
+      </w:r>
+      <w:r>
+        <w:t xml:space="preserve"> with E′=−E</w:t>
+      </w:r>
+      <w:r>
+        <w:rPr>
+          <w:vertAlign w:val="subscript"/>
+        </w:rPr>
+        <w:t>p</w:t>
+      </w:r>
+      <w:r>
+        <w:t xml:space="preserve"> and p′=−p.</w:t>
       </w:r>
     </w:p>
     <w:p>
@@ -2121,7 +2667,25 @@
         <w:t xml:space="preserve"> </w:t>
       </w:r>
       <w:r>
-        <w:t>The "naive" reading of Exercise 4 assigns energy −E_p and momentum −p to the original solution. Section 3.1's reinterpretation instead reads the whole solution as describing an antiparticle with the opposite of these labels: energy +E_p (recovering positivity) and momentum +p (the original spinor's own label p, not −p), consistent with the claim in Section 3.1 that the antiparticle carries momentum +p, the same p appearing in v(p).</w:t>
+        <w:t>The "naive" reading of Exercise 4 assigns energy −E</w:t>
+      </w:r>
+      <w:r>
+        <w:rPr>
+          <w:vertAlign w:val="subscript"/>
+        </w:rPr>
+        <w:t>p</w:t>
+      </w:r>
+      <w:r>
+        <w:t xml:space="preserve"> and momentum −p to the original solution. Section 3.1's reinterpretation instead reads the whole solution as describing an antiparticle with the opposite of these labels: energy +E</w:t>
+      </w:r>
+      <w:r>
+        <w:rPr>
+          <w:vertAlign w:val="subscript"/>
+        </w:rPr>
+        <w:t>p</w:t>
+      </w:r>
+      <w:r>
+        <w:t xml:space="preserve"> (recovering positivity) and momentum +p (the original spinor's own label p, not −p), consistent with the claim in Section 3.1 that the antiparticle carries momentum +p, the same p appearing in v(p).</w:t>
       </w:r>
     </w:p>
     <w:p>
@@ -2191,7 +2755,16 @@
         <w:t xml:space="preserve"> </w:t>
       </w:r>
       <w:r>
-        <w:t>A particle that is its own antiparticle (a "Majorana"-type or, for a boson, a strictly neutral particle such as the physical neutral pion in an idealized sense) requires a field that is real rather than complex, exactly the case examined in Lesson 18, Exercise 15, where a real Klein–Gordon field automatically has j^μ=0 everywhere; such a field's "antiparticle" solutions are not distinct new particles but simply the same real field's own negative-frequency content, consistent with the particle being identical to its own antiparticle rather than requiring Section 6.1's general argument for a genuinely charged, complex field.</w:t>
+        <w:t>A particle that is its own antiparticle (a "Majorana"-type or, for a boson, a strictly neutral particle such as the physical neutral pion in an idealized sense) requires a field that is real rather than complex, exactly the case examined in Lesson 18, Exercise 15, where a real Klein–Gordon field automatically has j</w:t>
+      </w:r>
+      <w:r>
+        <w:rPr>
+          <w:vertAlign w:val="superscript"/>
+        </w:rPr>
+        <w:t>μ</w:t>
+      </w:r>
+      <w:r>
+        <w:t>=0 everywhere; such a field's "antiparticle" solutions are not distinct new particles but simply the same real field's own negative-frequency content, consistent with the particle being identical to its own antiparticle rather than requiring Section 6.1's general argument for a genuinely charged, complex field.</w:t>
       </w:r>
     </w:p>
     <w:p>
@@ -2205,7 +2778,160 @@
         <w:t xml:space="preserve"> </w:t>
       </w:r>
       <w:r>
-        <w:t>Taking the complex conjugate of (iγ^μ∂_μ−m)ψ=0 gives (−i(γ^μ)*∂_μ−m)ψ*=0. Transposing this (each term is now a row-times-matrix object) gives −i∂_μψ*ᵀ(γ^μ)*ᵀ−mψ*ᵀ=0, that is −i∂_μψ*ᵀ(γ^μ)†ᵀ*... written more usefully, −i(γ^μ)ᵀ∂_μψ*ᵀ−mψ*ᵀ=0 after relabeling factors on the correct side. Multiplying on the left by C and inserting C⁻¹C=I next to each (γ^μ)ᵀ, the condition C(γ^μ)ᵀC⁻¹=−γ^μ converts this into (iγ^μ∂_μ−m)(Cψ*ᵀ)=0, an ordinary Dirac equation for ψ^c=Cψ̄ᵀ (using ψ̄ᵀ=γ⁰ᵀψ*, absorbed into the definition of C here). Once an external gauge field is included via minimal coupling in Lesson 40, the same manipulation applied to the coupled equation leaves an extra overall sign attached to the charge term, flipping its sign; this confirms that ψ^c satisfies the Dirac equation appropriate to a particle of opposite charge.</w:t>
+        <w:t>Taking the complex conjugate of (iγ</w:t>
+      </w:r>
+      <w:r>
+        <w:rPr>
+          <w:vertAlign w:val="superscript"/>
+        </w:rPr>
+        <w:t>μ</w:t>
+      </w:r>
+      <w:r>
+        <w:t>∂</w:t>
+      </w:r>
+      <w:r>
+        <w:rPr>
+          <w:vertAlign w:val="subscript"/>
+        </w:rPr>
+        <w:t>μ</w:t>
+      </w:r>
+      <w:r>
+        <w:t>−m)ψ=0 gives (−i(γ</w:t>
+      </w:r>
+      <w:r>
+        <w:rPr>
+          <w:vertAlign w:val="superscript"/>
+        </w:rPr>
+        <w:t>μ</w:t>
+      </w:r>
+      <w:r>
+        <w:t>)*∂</w:t>
+      </w:r>
+      <w:r>
+        <w:rPr>
+          <w:vertAlign w:val="subscript"/>
+        </w:rPr>
+        <w:t>μ</w:t>
+      </w:r>
+      <w:r>
+        <w:t>−m)ψ*=0. Transposing this (each term is now a row-times-matrix object) gives −i∂</w:t>
+      </w:r>
+      <w:r>
+        <w:rPr>
+          <w:vertAlign w:val="subscript"/>
+        </w:rPr>
+        <w:t>μ</w:t>
+      </w:r>
+      <w:r>
+        <w:t>ψ*ᵀ(γ</w:t>
+      </w:r>
+      <w:r>
+        <w:rPr>
+          <w:vertAlign w:val="superscript"/>
+        </w:rPr>
+        <w:t>μ</w:t>
+      </w:r>
+      <w:r>
+        <w:t>)*ᵀ−mψ*ᵀ=0, that is −i∂</w:t>
+      </w:r>
+      <w:r>
+        <w:rPr>
+          <w:vertAlign w:val="subscript"/>
+        </w:rPr>
+        <w:t>μ</w:t>
+      </w:r>
+      <w:r>
+        <w:t>ψ*ᵀ(γ</w:t>
+      </w:r>
+      <w:r>
+        <w:rPr>
+          <w:vertAlign w:val="superscript"/>
+        </w:rPr>
+        <w:t>μ</w:t>
+      </w:r>
+      <w:r>
+        <w:t>)†ᵀ*... written more usefully, −i(γ</w:t>
+      </w:r>
+      <w:r>
+        <w:rPr>
+          <w:vertAlign w:val="superscript"/>
+        </w:rPr>
+        <w:t>μ</w:t>
+      </w:r>
+      <w:r>
+        <w:t>)ᵀ∂</w:t>
+      </w:r>
+      <w:r>
+        <w:rPr>
+          <w:vertAlign w:val="subscript"/>
+        </w:rPr>
+        <w:t>μ</w:t>
+      </w:r>
+      <w:r>
+        <w:t>ψ*ᵀ−mψ*ᵀ=0 after relabeling factors on the correct side. Multiplying on the left by C and inserting C⁻¹C=I next to each (γ</w:t>
+      </w:r>
+      <w:r>
+        <w:rPr>
+          <w:vertAlign w:val="superscript"/>
+        </w:rPr>
+        <w:t>μ</w:t>
+      </w:r>
+      <w:r>
+        <w:t>)ᵀ, the condition C(γ</w:t>
+      </w:r>
+      <w:r>
+        <w:rPr>
+          <w:vertAlign w:val="superscript"/>
+        </w:rPr>
+        <w:t>μ</w:t>
+      </w:r>
+      <w:r>
+        <w:t>)ᵀC⁻¹=−γ</w:t>
+      </w:r>
+      <w:r>
+        <w:rPr>
+          <w:vertAlign w:val="superscript"/>
+        </w:rPr>
+        <w:t>μ</w:t>
+      </w:r>
+      <w:r>
+        <w:t xml:space="preserve"> converts this into (iγ</w:t>
+      </w:r>
+      <w:r>
+        <w:rPr>
+          <w:vertAlign w:val="superscript"/>
+        </w:rPr>
+        <w:t>μ</w:t>
+      </w:r>
+      <w:r>
+        <w:t>∂</w:t>
+      </w:r>
+      <w:r>
+        <w:rPr>
+          <w:vertAlign w:val="subscript"/>
+        </w:rPr>
+        <w:t>μ</w:t>
+      </w:r>
+      <w:r>
+        <w:t>−m)(Cψ*ᵀ)=0, an ordinary Dirac equation for ψ</w:t>
+      </w:r>
+      <w:r>
+        <w:rPr>
+          <w:vertAlign w:val="superscript"/>
+        </w:rPr>
+        <w:t>c</w:t>
+      </w:r>
+      <w:r>
+        <w:t>=Cψ̄ᵀ (using ψ̄ᵀ=γ⁰ᵀψ*, absorbed into the definition of C here). Once an external gauge field is included via minimal coupling in Lesson 40, the same manipulation applied to the coupled equation leaves an extra overall sign attached to the charge term, flipping its sign; this confirms that ψ</w:t>
+      </w:r>
+      <w:r>
+        <w:rPr>
+          <w:vertAlign w:val="superscript"/>
+        </w:rPr>
+        <w:t>c</w:t>
+      </w:r>
+      <w:r>
+        <w:t xml:space="preserve"> satisfies the Dirac equation appropriate to a particle of opposite charge.</w:t>
       </w:r>
     </w:p>
     <w:p>
@@ -2283,71 +3009,12 @@
         <w:pStyle w:val="Heading2"/>
       </w:pPr>
       <w:r>
-        <w:t>Mastery checklist</w:t>
+        <w:t>Mastery check</w:t>
       </w:r>
     </w:p>
     <w:p>
-      <w:pPr>
-        <w:pStyle w:val="ListBullet"/>
-      </w:pPr>
       <w:r>
-        <w:t>I can state precisely what physical catastrophe the negative-energy Dirac solutions threaten and why a first-order equation alone does not prevent it.</w:t>
-      </w:r>
-    </w:p>
-    <w:p>
-      <w:pPr>
-        <w:pStyle w:val="ListBullet"/>
-      </w:pPr>
-      <w:r>
-        <w:t>I can explain Dirac's hole theory, including the role of the exclusion principle, and state at least one of its practical limitations.</w:t>
-      </w:r>
-    </w:p>
-    <w:p>
-      <w:pPr>
-        <w:pStyle w:val="ListBullet"/>
-      </w:pPr>
-      <w:r>
-        <w:t>I can state the covariant reinterpretation rule and apply it to determine the energy, momentum, and charge of the antiparticle described by a given negative-energy solution.</w:t>
-      </w:r>
-    </w:p>
-    <w:p>
-      <w:pPr>
-        <w:pStyle w:val="ListBullet"/>
-      </w:pPr>
-      <w:r>
-        <w:t>I can explain why v(p) can be used directly as the antiparticle spinor with no new calculation required.</w:t>
-      </w:r>
-    </w:p>
-    <w:p>
-      <w:pPr>
-        <w:pStyle w:val="ListBullet"/>
-      </w:pPr>
-      <w:r>
-        <w:t>I can define charge conjugation and state, at least qualitatively, the condition Cγ^μᵀC⁻¹=−γ^μ that makes it work.</w:t>
-      </w:r>
-    </w:p>
-    <w:p>
-      <w:pPr>
-        <w:pStyle w:val="ListBullet"/>
-      </w:pPr>
-      <w:r>
-        <w:t>I can explain, using only the general structure of a relativistic wave equation, why antiparticles are an unavoidable consequence of relativistic quantum mechanics for any charged particle.</w:t>
-      </w:r>
-    </w:p>
-    <w:p>
-      <w:pPr>
-        <w:pStyle w:val="ListBullet"/>
-      </w:pPr>
-      <w:r>
-        <w:t>I can explain in outline how field quantization removes the need for Dirac's infinite sea.</w:t>
-      </w:r>
-    </w:p>
-    <w:p>
-      <w:pPr>
-        <w:pStyle w:val="ListBullet"/>
-      </w:pPr>
-      <w:r>
-        <w:t>I can describe, at least qualitatively, the crossing relation between a process and its antiparticle-reinterpreted counterpart.</w:t>
+        <w:t>Before moving on, do the Core exercises without looking at the solutions and state this lesson's main result from memory. If both go smoothly, continue; if not, reread the sections the missed exercises cite.</w:t>
       </w:r>
     </w:p>
     <w:p>
@@ -2360,7 +3027,25 @@
     </w:p>
     <w:p>
       <w:r>
-        <w:t>Lesson 24 completes Part III by deriving the relativistic probability current j^μ=ψ̄γ^μψ from the Dirac equation directly, confirming it is positive definite and closing the difficulty that began this Part in Lesson 18.</w:t>
+        <w:t>Lesson 24 completes Part III by deriving the relativistic probability current j</w:t>
+      </w:r>
+      <w:r>
+        <w:rPr>
+          <w:vertAlign w:val="superscript"/>
+        </w:rPr>
+        <w:t>μ</w:t>
+      </w:r>
+      <w:r>
+        <w:t>=ψ̄γ</w:t>
+      </w:r>
+      <w:r>
+        <w:rPr>
+          <w:vertAlign w:val="superscript"/>
+        </w:rPr>
+        <w:t>μ</w:t>
+      </w:r>
+      <w:r>
+        <w:t>ψ from the Dirac equation directly, confirming it is positive definite and closing the difficulty that began this Part in Lesson 18.</w:t>
       </w:r>
     </w:p>
     <w:sectPr>
@@ -2399,7 +3084,7 @@
         <w:color w:val="5A5A5A"/>
         <w:sz w:val="16"/>
       </w:rPr>
-      <w:t>QED Course   Lesson 23</w:t>
+      <w:t>A QED Course   Lesson 23</w:t>
     </w:r>
   </w:p>
 </w:hdr>
